--- a/paper/P1_rainfall_or_drainage.docx
+++ b/paper/P1_rainfall_or_drainage.docx
@@ -428,7 +428,7 @@
       </w:r>
     </w:p>
     <w:bookmarkEnd w:id="10"/>
-    <w:bookmarkStart w:id="11" w:name="study-area-and-data"/>
+    <w:bookmarkStart w:id="13" w:name="study-area-and-data"/>
     <w:p>
       <w:pPr>
         <w:pStyle w:val="Heading1"/>
@@ -437,12 +437,179 @@
         <w:t xml:space="preserve">2. Study area and data</w:t>
       </w:r>
     </w:p>
+    <w:bookmarkStart w:id="11" w:name="X4afead97a59d8ca23a9cacf3b287352ed80761d"/>
+    <w:p>
+      <w:pPr>
+        <w:pStyle w:val="Heading2"/>
+      </w:pPr>
+      <w:r>
+        <w:t xml:space="preserve">2.1 The case: Kampala’s hills, valleys and channels</w:t>
+      </w:r>
+    </w:p>
     <w:p>
       <w:pPr>
         <w:pStyle w:val="FirstParagraph"/>
       </w:pPr>
       <w:r>
-        <w:t xml:space="preserve">Greater Kampala core (32.45–32.72° E, 0.20–0.42° N): six main channel systems (Lubigi, Nakivubo, Kinawataka, Nalukolongo, Kansanga, Walufumbe) draining to Lake Victoria through former papyrus wetlands.</w:t>
+        <w:t xml:space="preserve">Kampala is built on a cluster of flat-topped hills (about 1,190–1,300 m) separated by broad valley floors that fall towards Lake Victoria (1,134 m). Rain is bimodal, with long rains in March–May and short rains in September–November, and most floods follow convective storms lasting under two hours. The study box (32.45–32.72° E, 0.20–0.42° N; 3.6 million residents in 2020) covers the whole of Kampala Capital City (195 km² under KCCA) and the most built-up parts of Wakiso district around it (Fig. cm1).</w:t>
+      </w:r>
+    </w:p>
+    <w:p>
+      <w:pPr>
+        <w:pStyle w:val="BodyText"/>
+      </w:pPr>
+      <w:r>
+        <w:t xml:space="preserve">Six channel systems drain the city:</w:t>
+      </w:r>
+      <w:r>
+        <w:t xml:space="preserve"> </w:t>
+      </w:r>
+      <w:r>
+        <w:t xml:space="preserve">-</w:t>
+      </w:r>
+      <w:r>
+        <w:t xml:space="preserve"> </w:t>
+      </w:r>
+      <w:r>
+        <w:rPr>
+          <w:b/>
+          <w:bCs/>
+        </w:rPr>
+        <w:t xml:space="preserve">Lubigi</w:t>
+      </w:r>
+      <w:r>
+        <w:t xml:space="preserve"> </w:t>
+      </w:r>
+      <w:r>
+        <w:t xml:space="preserve">(46 km², north-west) runs from Bwaise and Kalerwe through the Lubigi wetland to the Mayanja river, not the lake;</w:t>
+      </w:r>
+      <w:r>
+        <w:t xml:space="preserve"> </w:t>
+      </w:r>
+      <w:r>
+        <w:t xml:space="preserve">-</w:t>
+      </w:r>
+      <w:r>
+        <w:t xml:space="preserve"> </w:t>
+      </w:r>
+      <w:r>
+        <w:rPr>
+          <w:b/>
+          <w:bCs/>
+        </w:rPr>
+        <w:t xml:space="preserve">Nakivubo</w:t>
+      </w:r>
+      <w:r>
+        <w:t xml:space="preserve"> </w:t>
+      </w:r>
+      <w:r>
+        <w:t xml:space="preserve">(38 km²) drains the city centre, Kisenyi, Katwe and Industrial Area to Murchison Bay at Luzira;</w:t>
+      </w:r>
+      <w:r>
+        <w:t xml:space="preserve"> </w:t>
+      </w:r>
+      <w:r>
+        <w:t xml:space="preserve">-</w:t>
+      </w:r>
+      <w:r>
+        <w:t xml:space="preserve"> </w:t>
+      </w:r>
+      <w:r>
+        <w:rPr>
+          <w:b/>
+          <w:bCs/>
+        </w:rPr>
+        <w:t xml:space="preserve">Kinawataka</w:t>
+      </w:r>
+      <w:r>
+        <w:t xml:space="preserve"> </w:t>
+      </w:r>
+      <w:r>
+        <w:t xml:space="preserve">(17 km², east) drains Ntinda, Kyambogo and Banda to the bay through the Kinawataka–Namanve wetland;</w:t>
+      </w:r>
+      <w:r>
+        <w:t xml:space="preserve"> </w:t>
+      </w:r>
+      <w:r>
+        <w:t xml:space="preserve">-</w:t>
+      </w:r>
+      <w:r>
+        <w:t xml:space="preserve"> </w:t>
+      </w:r>
+      <w:r>
+        <w:rPr>
+          <w:b/>
+          <w:bCs/>
+        </w:rPr>
+        <w:t xml:space="preserve">Kansanga</w:t>
+      </w:r>
+      <w:r>
+        <w:t xml:space="preserve"> </w:t>
+      </w:r>
+      <w:r>
+        <w:t xml:space="preserve">(17 km², south-east) drains Kabalagala, Kansanga and Ggaba;</w:t>
+      </w:r>
+      <w:r>
+        <w:t xml:space="preserve"> </w:t>
+      </w:r>
+      <w:r>
+        <w:t xml:space="preserve">-</w:t>
+      </w:r>
+      <w:r>
+        <w:t xml:space="preserve"> </w:t>
+      </w:r>
+      <w:r>
+        <w:rPr>
+          <w:b/>
+          <w:bCs/>
+        </w:rPr>
+        <w:t xml:space="preserve">Nalukolongo</w:t>
+      </w:r>
+      <w:r>
+        <w:t xml:space="preserve"> </w:t>
+      </w:r>
+      <w:r>
+        <w:t xml:space="preserve">(11 km², south-west) drains Ndeeba, Kibuye and Natete;</w:t>
+      </w:r>
+      <w:r>
+        <w:t xml:space="preserve"> </w:t>
+      </w:r>
+      <w:r>
+        <w:t xml:space="preserve">-</w:t>
+      </w:r>
+      <w:r>
+        <w:t xml:space="preserve"> </w:t>
+      </w:r>
+      <w:r>
+        <w:rPr>
+          <w:b/>
+          <w:bCs/>
+        </w:rPr>
+        <w:t xml:space="preserve">Walufumbe</w:t>
+      </w:r>
+      <w:r>
+        <w:t xml:space="preserve"> </w:t>
+      </w:r>
+      <w:r>
+        <w:t xml:space="preserve">(4 km², north) drains Kyebando and Kisaasi.</w:t>
+      </w:r>
+    </w:p>
+    <w:p>
+      <w:pPr>
+        <w:pStyle w:val="BodyText"/>
+      </w:pPr>
+      <w:r>
+        <w:t xml:space="preserve">Most channels were dug or lined in phases across the valley floors that were papyrus swamp until the 1970s–80s. KCCA maintains the primary channels; tertiary drains are largely the responsibility of residents, and much of the fringe lies outside KCCA’s mandate in Wakiso. Of the 45 reported hotspots (KCCA/NEMA lists and news), 39 lie inside the KCCA boundary, concentrated on the Lubigi, Nakivubo and Kinawataka systems. The city’s only long-running rain gauge in the public record is at Makerere University.</w:t>
+      </w:r>
+    </w:p>
+    <w:bookmarkEnd w:id="11"/>
+    <w:bookmarkStart w:id="12" w:name="data"/>
+    <w:p>
+      <w:pPr>
+        <w:pStyle w:val="Heading2"/>
+      </w:pPr>
+      <w:r>
+        <w:t xml:space="preserve">2.2 Data</w:t>
       </w:r>
     </w:p>
     <w:tbl>
@@ -776,8 +943,9 @@
         </w:tc>
       </w:tr>
     </w:tbl>
-    <w:bookmarkEnd w:id="11"/>
-    <w:bookmarkStart w:id="12" w:name="methods"/>
+    <w:bookmarkEnd w:id="12"/>
+    <w:bookmarkEnd w:id="13"/>
+    <w:bookmarkStart w:id="14" w:name="methods"/>
     <w:p>
       <w:pPr>
         <w:pStyle w:val="Heading1"/>
@@ -789,6 +957,14 @@
     <w:p>
       <w:pPr>
         <w:pStyle w:val="FirstParagraph"/>
+      </w:pPr>
+      <w:r>
+        <w:t xml:space="preserve">The study tests two explanations side by side, applying three tests to each (Fig. fw1).</w:t>
+      </w:r>
+    </w:p>
+    <w:p>
+      <w:pPr>
+        <w:pStyle w:val="BodyText"/>
       </w:pPr>
       <w:r>
         <w:rPr>
@@ -876,8 +1052,8 @@
         <w:t xml:space="preserve">An emerging-risk score combines upstream runoff growth and valley-floor building. To test it, the score was built from 1975–2000 data only and asked to identify the top quartile of segments by valley-floor building added in 2000–2020.</w:t>
       </w:r>
     </w:p>
-    <w:bookmarkEnd w:id="12"/>
-    <w:bookmarkStart w:id="19" w:name="results"/>
+    <w:bookmarkEnd w:id="14"/>
+    <w:bookmarkStart w:id="21" w:name="results"/>
     <w:p>
       <w:pPr>
         <w:pStyle w:val="Heading1"/>
@@ -886,7 +1062,7 @@
         <w:t xml:space="preserve">4. Results</w:t>
       </w:r>
     </w:p>
-    <w:bookmarkStart w:id="13" w:name="the-storms-have-not-intensified"/>
+    <w:bookmarkStart w:id="15" w:name="the-storms-have-not-intensified"/>
     <w:p>
       <w:pPr>
         <w:pStyle w:val="Heading2"/>
@@ -1206,8 +1382,8 @@
         <w:t xml:space="preserve">Nights warmed by 0.40 °C per decade (p &lt; 0.001), but the rainfall extremes that drive flash floods show no trend.</w:t>
       </w:r>
     </w:p>
-    <w:bookmarkEnd w:id="13"/>
-    <w:bookmarkStart w:id="14" w:name="Xfc99b315fd1a2830525ba2d0c7b79c9eb89f7c0"/>
+    <w:bookmarkEnd w:id="15"/>
+    <w:bookmarkStart w:id="16" w:name="Xfc99b315fd1a2830525ba2d0c7b79c9eb89f7c0"/>
     <w:p>
       <w:pPr>
         <w:pStyle w:val="Heading2"/>
@@ -1388,8 +1564,8 @@
         <w:t xml:space="preserve">No change in the flood-triggering rain is detectable, but the test is underpowered: the intervals include both no change and a 50% yearly rise in flood odds. One result is robust: peak-hour rain strongly predicts a reported flood (odds ratio 2.8 per log-unit, p = 0.015), while daily satellite rain does not (1.78, p = 0.22). Kampala’s floods are driven by cloudbursts lasting minutes to hours.</w:t>
       </w:r>
     </w:p>
-    <w:bookmarkEnd w:id="14"/>
-    <w:bookmarkStart w:id="15" w:name="what-sets-the-hotspots-apart"/>
+    <w:bookmarkEnd w:id="16"/>
+    <w:bookmarkStart w:id="17" w:name="what-sets-the-hotspots-apart"/>
     <w:p>
       <w:pPr>
         <w:pStyle w:val="Heading2"/>
@@ -1798,8 +1974,8 @@
         <w:t xml:space="preserve">Of 469 km of flowing channel, 138 km rank high now and are still worsening, 44 km rank high but are stable, and 100 km show rising risk that is not yet high (Figs. kd04, kd06, kd12).</w:t>
       </w:r>
     </w:p>
-    <w:bookmarkEnd w:id="15"/>
-    <w:bookmarkStart w:id="16" w:name="Xc48f0b607d7c98a0edaf4d7e027c28fb500132d"/>
+    <w:bookmarkEnd w:id="17"/>
+    <w:bookmarkStart w:id="18" w:name="Xc48f0b607d7c98a0edaf4d7e027c28fb500132d"/>
     <w:p>
       <w:pPr>
         <w:pStyle w:val="Heading2"/>
@@ -2152,8 +2328,8 @@
         <w:t xml:space="preserve">The overload ratio is strongly negatively associated with reported hotspots (AUC 0.16), because those lie in the old city, paved before 1990. There, channels fail through encroachment, constrictions, siltation and sizing that predates 1990. Drift is greatest on the fringe: Walufumbe and Kinawataka (median 1.21; 64–81% of length overloaded), the Lubigi headwaters and the Nasere and Mayanja–Waswa channels (1.5–1.7) (Fig. kd38).</w:t>
       </w:r>
     </w:p>
-    <w:bookmarkEnd w:id="16"/>
-    <w:bookmarkStart w:id="17" w:name="the-next-hotspots-can-be-seen-coming"/>
+    <w:bookmarkEnd w:id="18"/>
+    <w:bookmarkStart w:id="19" w:name="the-next-hotspots-can-be-seen-coming"/>
     <w:p>
       <w:pPr>
         <w:pStyle w:val="Heading2"/>
@@ -2182,8 +2358,8 @@
         <w:t xml:space="preserve">rule 0.58). Channels in its top quintile gained 6.5 percentage points of built valley floor in 2000–2020, against 1.6 in the bottom quintile (Fig. kd23). Run today, it points to the northern and eastern fringe (Kira, Nansana, Namugongo) and the Kinawataka and Kansanga headwaters (Fig. kd05), the same areas where design-basis drift is greatest. Two independent signals, building on the valley floors and channels outgrown by their catchments, converge on where Kampala’s next hotspots are forming.</w:t>
       </w:r>
     </w:p>
-    <w:bookmarkEnd w:id="17"/>
-    <w:bookmarkStart w:id="18" w:name="pathways-open-data-cannot-settle"/>
+    <w:bookmarkEnd w:id="19"/>
+    <w:bookmarkStart w:id="20" w:name="pathways-open-data-cannot-settle"/>
     <w:p>
       <w:pPr>
         <w:pStyle w:val="Heading2"/>
@@ -2236,9 +2412,9 @@
         <w:t xml:space="preserve">A Sentinel-1 pass 13 hours after the 11 October 2026 storm showed almost no standing water (0.18% of the area newly wet). Kampala’s floods drain faster than any satellite revisit.</w:t>
       </w:r>
     </w:p>
-    <w:bookmarkEnd w:id="18"/>
-    <w:bookmarkEnd w:id="19"/>
-    <w:bookmarkStart w:id="20" w:name="discussion"/>
+    <w:bookmarkEnd w:id="20"/>
+    <w:bookmarkEnd w:id="21"/>
+    <w:bookmarkStart w:id="22" w:name="discussion"/>
     <w:p>
       <w:pPr>
         <w:pStyle w:val="Heading1"/>
@@ -2249,7 +2425,6 @@
     </w:p>
     <w:p>
       <w:pPr>
-        <w:pStyle w:val="Compact"/>
         <w:numPr>
           <w:ilvl w:val="0"/>
           <w:numId w:val="1006"/>
@@ -2260,18 +2435,17 @@
           <w:b/>
           <w:bCs/>
         </w:rPr>
-        <w:t xml:space="preserve">The levers are on the ground.</w:t>
-      </w:r>
-      <w:r>
-        <w:t xml:space="preserve"> </w:t>
-      </w:r>
-      <w:r>
-        <w:t xml:space="preserve">The pressures that separate hotspots (building in the reserve and on the floodplain, constrictions, lost wetland) and the capacity losses (siltation, channels sized for 1990) are planning, enforcement and maintenance variables, not climate variables.</w:t>
-      </w:r>
-    </w:p>
-    <w:p>
-      <w:pPr>
-        <w:pStyle w:val="Compact"/>
+        <w:t xml:space="preserve">Why the two explanations are so often confused.</w:t>
+      </w:r>
+      <w:r>
+        <w:t xml:space="preserve"> </w:t>
+      </w:r>
+      <w:r>
+        <w:t xml:space="preserve">Floods are reported when it rains, so rain is always present at the scene. But the comparison that matters is between days with similar rain and different outcomes, and between places with the same rain and different outcomes. On both comparisons, the drainage explanation wins: similar storms produce floods only where the drains have been squeezed, silted or built over, and floods follow ordinary rain more often than extreme rain.</w:t>
+      </w:r>
+    </w:p>
+    <w:p>
+      <w:pPr>
         <w:numPr>
           <w:ilvl w:val="0"/>
           <w:numId w:val="1006"/>
@@ -2282,6 +2456,48 @@
           <w:b/>
           <w:bCs/>
         </w:rPr>
+        <w:t xml:space="preserve">What heavier rain would have looked like.</w:t>
+      </w:r>
+      <w:r>
+        <w:t xml:space="preserve"> </w:t>
+      </w:r>
+      <w:r>
+        <w:t xml:space="preserve">If climate were the driver, we would expect rising annual maxima, flood days drifting towards more extreme rain, and hotspots spread evenly across systems with similar paving. None of these appears. The one robust rainfall signal, that short bursts matter more than daily totals, points to a drainage system with little spare capacity, not to a changing climate.</w:t>
+      </w:r>
+    </w:p>
+    <w:p>
+      <w:pPr>
+        <w:numPr>
+          <w:ilvl w:val="0"/>
+          <w:numId w:val="1006"/>
+        </w:numPr>
+      </w:pPr>
+      <w:r>
+        <w:rPr>
+          <w:b/>
+          <w:bCs/>
+        </w:rPr>
+        <w:t xml:space="preserve">The levers are on the ground.</w:t>
+      </w:r>
+      <w:r>
+        <w:t xml:space="preserve"> </w:t>
+      </w:r>
+      <w:r>
+        <w:t xml:space="preserve">The pressures that separate hotspots (building in the reserve and on the floodplain, constrictions, lost wetland) and the capacity losses (siltation, channels sized for 1990) are planning, enforcement and maintenance variables, not climate variables.</w:t>
+      </w:r>
+    </w:p>
+    <w:p>
+      <w:pPr>
+        <w:numPr>
+          <w:ilvl w:val="0"/>
+          <w:numId w:val="1006"/>
+        </w:numPr>
+      </w:pPr>
+      <w:r>
+        <w:rPr>
+          <w:b/>
+          <w:bCs/>
+        </w:rPr>
         <w:t xml:space="preserve">Two problems, two responses.</w:t>
       </w:r>
     </w:p>
@@ -2331,7 +2547,6 @@
     </w:p>
     <w:p>
       <w:pPr>
-        <w:pStyle w:val="Compact"/>
         <w:numPr>
           <w:ilvl w:val="0"/>
           <w:numId w:val="1006"/>
@@ -2353,7 +2568,6 @@
     </w:p>
     <w:p>
       <w:pPr>
-        <w:pStyle w:val="Compact"/>
         <w:numPr>
           <w:ilvl w:val="0"/>
           <w:numId w:val="1006"/>
@@ -2375,7 +2589,6 @@
     </w:p>
     <w:p>
       <w:pPr>
-        <w:pStyle w:val="Compact"/>
         <w:numPr>
           <w:ilvl w:val="0"/>
           <w:numId w:val="1006"/>
@@ -2449,8 +2662,8 @@
         <w:t xml:space="preserve">the dated flood record is short and has a reporting gap in 2021–24.</w:t>
       </w:r>
     </w:p>
-    <w:bookmarkEnd w:id="20"/>
-    <w:bookmarkStart w:id="21" w:name="conclusion"/>
+    <w:bookmarkEnd w:id="22"/>
+    <w:bookmarkStart w:id="23" w:name="conclusion"/>
     <w:p>
       <w:pPr>
         <w:pStyle w:val="Heading1"/>
@@ -2467,8 +2680,8 @@
         <w:t xml:space="preserve">Kampala’s floods are not explained by heavier rain: extremes have not increased since 1981, and floods come on ordinary rain and short bursts. What sets the hotspots apart is how the city has built around its drains, and its channels have fallen behind the flows their paved catchments now send, by a median 17% since 1990 and by up to 36% once 2041–70 rainfall is added. Silt removes more capacity than all of that paving. The next hotspots are forming on the fringe, where both encroachment and drift are growing, and they can be seen in open data today.</w:t>
       </w:r>
     </w:p>
-    <w:bookmarkEnd w:id="21"/>
-    <w:bookmarkStart w:id="22" w:name="data-and-code-availability"/>
+    <w:bookmarkEnd w:id="23"/>
+    <w:bookmarkStart w:id="24" w:name="data-and-code-availability"/>
     <w:p>
       <w:pPr>
         <w:pStyle w:val="Heading1"/>
@@ -2572,8 +2785,8 @@
         <w:t xml:space="preserve">(data paper). Dashboard: Kampala Drain Watch (gavacharles.github.io/kampala-drain-watch).</w:t>
       </w:r>
     </w:p>
-    <w:bookmarkEnd w:id="22"/>
-    <w:bookmarkStart w:id="23" w:name="figures"/>
+    <w:bookmarkEnd w:id="24"/>
+    <w:bookmarkStart w:id="25" w:name="figures"/>
     <w:p>
       <w:pPr>
         <w:pStyle w:val="Heading1"/>
@@ -2587,7 +2800,7 @@
         <w:pStyle w:val="FirstParagraph"/>
       </w:pPr>
       <w:r>
-        <w:t xml:space="preserve">Main: kd02 flood-day rain · kd41 flood catalogue · kd04 priority map · kd06 hotspot drivers · kd37 design drift · kd38 overload map · kd23 hold-out · kd05 emerging risk.</w:t>
+        <w:t xml:space="preserve">Main: cm1 study area · fw1 study design · kd02 flood-day rain · kd41 flood catalogue · kd04 priority map · kd06 hotspot drivers · kd37 design drift · kd38 overload map · kd23 hold-out · kd05 emerging risk.</w:t>
       </w:r>
       <w:r>
         <w:t xml:space="preserve"> </w:t>
@@ -2596,8 +2809,8 @@
         <w:t xml:space="preserve">Supplement: kd12 priority vs emerging · kd26 threshold test · kd10 radar after the storm · kd13 area pages.</w:t>
       </w:r>
     </w:p>
-    <w:bookmarkEnd w:id="23"/>
-    <w:bookmarkStart w:id="24" w:name="references"/>
+    <w:bookmarkEnd w:id="25"/>
+    <w:bookmarkStart w:id="26" w:name="references"/>
     <w:p>
       <w:pPr>
         <w:pStyle w:val="Heading1"/>
@@ -3392,7 +3605,7 @@
         <w:t xml:space="preserve">).</w:t>
       </w:r>
     </w:p>
-    <w:bookmarkEnd w:id="24"/>
+    <w:bookmarkEnd w:id="26"/>
     <w:sectPr>
       <w:footnotePr>
         <w:numRestart w:val="eachSect"/>

--- a/paper/P1_rainfall_or_drainage.docx
+++ b/paper/P1_rainfall_or_drainage.docx
@@ -428,7 +428,7 @@
       </w:r>
     </w:p>
     <w:bookmarkEnd w:id="10"/>
-    <w:bookmarkStart w:id="13" w:name="study-area-and-data"/>
+    <w:bookmarkStart w:id="16" w:name="study-area-and-data"/>
     <w:p>
       <w:pPr>
         <w:pStyle w:val="Heading1"/>
@@ -437,7 +437,7 @@
         <w:t xml:space="preserve">2. Study area and data</w:t>
       </w:r>
     </w:p>
-    <w:bookmarkStart w:id="11" w:name="X4afead97a59d8ca23a9cacf3b287352ed80761d"/>
+    <w:bookmarkStart w:id="14" w:name="X4afead97a59d8ca23a9cacf3b287352ed80761d"/>
     <w:p>
       <w:pPr>
         <w:pStyle w:val="Heading2"/>
@@ -451,37 +451,80 @@
         <w:pStyle w:val="FirstParagraph"/>
       </w:pPr>
       <w:r>
-        <w:t xml:space="preserve">Kampala is built on a cluster of flat-topped hills (about 1,190–1,300 m) separated by broad valley floors that fall towards Lake Victoria (1,134 m). Rain is bimodal, with long rains in March–May and short rains in September–November, and most floods follow convective storms lasting under two hours. The study box (32.45–32.72° E, 0.20–0.42° N; 3.6 million residents in 2020) covers the whole of Kampala Capital City (195 km² under KCCA) and the most built-up parts of Wakiso district around it (Fig. cm1).</w:t>
-      </w:r>
-    </w:p>
-    <w:p>
-      <w:pPr>
-        <w:pStyle w:val="BodyText"/>
-      </w:pPr>
-      <w:r>
-        <w:t xml:space="preserve">Six channel systems drain the city:</w:t>
-      </w:r>
-      <w:r>
-        <w:t xml:space="preserve"> </w:t>
-      </w:r>
-      <w:r>
-        <w:t xml:space="preserve">-</w:t>
-      </w:r>
-      <w:r>
-        <w:t xml:space="preserve"> </w:t>
-      </w:r>
+        <w:t xml:space="preserve">Kampala is built on a cluster of flat-topped hills (about 1,190–1,300 m) separated by broad valley floors that fall towards Lake Victoria (1,134 m). Rain is bimodal, with long rains in March–May and short rains in September–November, and most floods follow convective storms lasting under two hours. The study box (32.45–32.72° E, 0.20–0.42° N; 3.6 million residents in 2020) covers the whole of Kampala Capital City (195 km² under KCCA) and the most built-up parts of Wakiso district around it (Figure 1).</w:t>
+      </w:r>
+    </w:p>
+    <w:p>
+      <w:pPr>
+        <w:pStyle w:val="CaptionedFigure"/>
+      </w:pPr>
+      <w:r>
+        <w:drawing>
+          <wp:inline>
+            <wp:extent cx="5334000" cy="4737561"/>
+            <wp:effectExtent b="0" l="0" r="0" t="0"/>
+            <wp:docPr descr="Figure 1. Study area: Greater Kampala’s six channel systems, channels draining at least 2 km², 45 reported flood hotspots, the KCCA boundary and the Makerere rain gauge." title="" id="12" name="Picture"/>
+            <a:graphic>
+              <a:graphicData uri="http://schemas.openxmlformats.org/drawingml/2006/picture">
+                <pic:pic>
+                  <pic:nvPicPr>
+                    <pic:cNvPr descr="/Users/charlesgava/uganda-rainfall-climate/figures/kampala_drainage/_docx/cm1_case_rainfall_or_drainage.jpg" id="13" name="Picture"/>
+                    <pic:cNvPicPr>
+                      <a:picLocks noChangeArrowheads="1" noChangeAspect="1"/>
+                    </pic:cNvPicPr>
+                  </pic:nvPicPr>
+                  <pic:blipFill>
+                    <a:blip r:embed="rId11"/>
+                    <a:stretch>
+                      <a:fillRect/>
+                    </a:stretch>
+                  </pic:blipFill>
+                  <pic:spPr bwMode="auto">
+                    <a:xfrm>
+                      <a:off x="0" y="0"/>
+                      <a:ext cx="5334000" cy="4737561"/>
+                    </a:xfrm>
+                    <a:prstGeom prst="rect">
+                      <a:avLst/>
+                    </a:prstGeom>
+                    <a:noFill/>
+                    <a:ln w="9525">
+                      <a:noFill/>
+                      <a:headEnd/>
+                      <a:tailEnd/>
+                    </a:ln>
+                  </pic:spPr>
+                </pic:pic>
+              </a:graphicData>
+            </a:graphic>
+          </wp:inline>
+        </w:drawing>
+      </w:r>
+    </w:p>
+    <w:p>
+      <w:pPr>
+        <w:pStyle w:val="ImageCaption"/>
+      </w:pPr>
       <w:r>
         <w:rPr>
           <w:b/>
           <w:bCs/>
         </w:rPr>
-        <w:t xml:space="preserve">Lubigi</w:t>
-      </w:r>
-      <w:r>
-        <w:t xml:space="preserve"> </w:t>
-      </w:r>
-      <w:r>
-        <w:t xml:space="preserve">(46 km², north-west) runs from Bwaise and Kalerwe through the Lubigi wetland to the Mayanja river, not the lake;</w:t>
+        <w:t xml:space="preserve">Figure 1.</w:t>
+      </w:r>
+      <w:r>
+        <w:t xml:space="preserve"> </w:t>
+      </w:r>
+      <w:r>
+        <w:t xml:space="preserve">Study area: Greater Kampala’s six channel systems, channels draining at least 2 km², 45 reported flood hotspots, the KCCA boundary and the Makerere rain gauge.</w:t>
+      </w:r>
+    </w:p>
+    <w:p>
+      <w:pPr>
+        <w:pStyle w:val="BodyText"/>
+      </w:pPr>
+      <w:r>
+        <w:t xml:space="preserve">Six channel systems drain the city:</w:t>
       </w:r>
       <w:r>
         <w:t xml:space="preserve"> </w:t>
@@ -497,13 +540,13 @@
           <w:b/>
           <w:bCs/>
         </w:rPr>
-        <w:t xml:space="preserve">Nakivubo</w:t>
-      </w:r>
-      <w:r>
-        <w:t xml:space="preserve"> </w:t>
-      </w:r>
-      <w:r>
-        <w:t xml:space="preserve">(38 km²) drains the city centre, Kisenyi, Katwe and Industrial Area to Murchison Bay at Luzira;</w:t>
+        <w:t xml:space="preserve">Lubigi</w:t>
+      </w:r>
+      <w:r>
+        <w:t xml:space="preserve"> </w:t>
+      </w:r>
+      <w:r>
+        <w:t xml:space="preserve">(46 km², north-west) runs from Bwaise and Kalerwe through the Lubigi wetland to the Mayanja river, not the lake;</w:t>
       </w:r>
       <w:r>
         <w:t xml:space="preserve"> </w:t>
@@ -519,13 +562,13 @@
           <w:b/>
           <w:bCs/>
         </w:rPr>
-        <w:t xml:space="preserve">Kinawataka</w:t>
-      </w:r>
-      <w:r>
-        <w:t xml:space="preserve"> </w:t>
-      </w:r>
-      <w:r>
-        <w:t xml:space="preserve">(17 km², east) drains Ntinda, Kyambogo and Banda to the bay through the Kinawataka–Namanve wetland;</w:t>
+        <w:t xml:space="preserve">Nakivubo</w:t>
+      </w:r>
+      <w:r>
+        <w:t xml:space="preserve"> </w:t>
+      </w:r>
+      <w:r>
+        <w:t xml:space="preserve">(38 km²) drains the city centre, Kisenyi, Katwe and Industrial Area to Murchison Bay at Luzira;</w:t>
       </w:r>
       <w:r>
         <w:t xml:space="preserve"> </w:t>
@@ -541,13 +584,13 @@
           <w:b/>
           <w:bCs/>
         </w:rPr>
-        <w:t xml:space="preserve">Kansanga</w:t>
-      </w:r>
-      <w:r>
-        <w:t xml:space="preserve"> </w:t>
-      </w:r>
-      <w:r>
-        <w:t xml:space="preserve">(17 km², south-east) drains Kabalagala, Kansanga and Ggaba;</w:t>
+        <w:t xml:space="preserve">Kinawataka</w:t>
+      </w:r>
+      <w:r>
+        <w:t xml:space="preserve"> </w:t>
+      </w:r>
+      <w:r>
+        <w:t xml:space="preserve">(17 km², east) drains Ntinda, Kyambogo and Banda to the bay through the Kinawataka–Namanve wetland;</w:t>
       </w:r>
       <w:r>
         <w:t xml:space="preserve"> </w:t>
@@ -563,13 +606,13 @@
           <w:b/>
           <w:bCs/>
         </w:rPr>
-        <w:t xml:space="preserve">Nalukolongo</w:t>
-      </w:r>
-      <w:r>
-        <w:t xml:space="preserve"> </w:t>
-      </w:r>
-      <w:r>
-        <w:t xml:space="preserve">(11 km², south-west) drains Ndeeba, Kibuye and Natete;</w:t>
+        <w:t xml:space="preserve">Kansanga</w:t>
+      </w:r>
+      <w:r>
+        <w:t xml:space="preserve"> </w:t>
+      </w:r>
+      <w:r>
+        <w:t xml:space="preserve">(17 km², south-east) drains Kabalagala, Kansanga and Ggaba;</w:t>
       </w:r>
       <w:r>
         <w:t xml:space="preserve"> </w:t>
@@ -585,6 +628,28 @@
           <w:b/>
           <w:bCs/>
         </w:rPr>
+        <w:t xml:space="preserve">Nalukolongo</w:t>
+      </w:r>
+      <w:r>
+        <w:t xml:space="preserve"> </w:t>
+      </w:r>
+      <w:r>
+        <w:t xml:space="preserve">(11 km², south-west) drains Ndeeba, Kibuye and Natete;</w:t>
+      </w:r>
+      <w:r>
+        <w:t xml:space="preserve"> </w:t>
+      </w:r>
+      <w:r>
+        <w:t xml:space="preserve">-</w:t>
+      </w:r>
+      <w:r>
+        <w:t xml:space="preserve"> </w:t>
+      </w:r>
+      <w:r>
+        <w:rPr>
+          <w:b/>
+          <w:bCs/>
+        </w:rPr>
         <w:t xml:space="preserve">Walufumbe</w:t>
       </w:r>
       <w:r>
@@ -602,8 +667,8 @@
         <w:t xml:space="preserve">Most channels were dug or lined in phases across the valley floors that were papyrus swamp until the 1970s–80s. KCCA maintains the primary channels; tertiary drains are largely the responsibility of residents, and much of the fringe lies outside KCCA’s mandate in Wakiso. Of the 45 reported hotspots (KCCA/NEMA lists and news), 39 lie inside the KCCA boundary, concentrated on the Lubigi, Nakivubo and Kinawataka systems. The city’s only long-running rain gauge in the public record is at Makerere University.</w:t>
       </w:r>
     </w:p>
-    <w:bookmarkEnd w:id="11"/>
-    <w:bookmarkStart w:id="12" w:name="data"/>
+    <w:bookmarkEnd w:id="14"/>
+    <w:bookmarkStart w:id="15" w:name="data"/>
     <w:p>
       <w:pPr>
         <w:pStyle w:val="Heading2"/>
@@ -943,9 +1008,9 @@
         </w:tc>
       </w:tr>
     </w:tbl>
-    <w:bookmarkEnd w:id="12"/>
-    <w:bookmarkEnd w:id="13"/>
-    <w:bookmarkStart w:id="14" w:name="methods"/>
+    <w:bookmarkEnd w:id="15"/>
+    <w:bookmarkEnd w:id="16"/>
+    <w:bookmarkStart w:id="20" w:name="methods"/>
     <w:p>
       <w:pPr>
         <w:pStyle w:val="Heading1"/>
@@ -959,25 +1024,72 @@
         <w:pStyle w:val="FirstParagraph"/>
       </w:pPr>
       <w:r>
-        <w:t xml:space="preserve">The study tests two explanations side by side, applying three tests to each (Fig. fw1).</w:t>
-      </w:r>
-    </w:p>
-    <w:p>
-      <w:pPr>
-        <w:pStyle w:val="BodyText"/>
+        <w:t xml:space="preserve">The study tests two explanations side by side, applying three tests to each (Figure 2).</w:t>
+      </w:r>
+    </w:p>
+    <w:p>
+      <w:pPr>
+        <w:pStyle w:val="CaptionedFigure"/>
+      </w:pPr>
+      <w:r>
+        <w:drawing>
+          <wp:inline>
+            <wp:extent cx="5334000" cy="2810048"/>
+            <wp:effectExtent b="0" l="0" r="0" t="0"/>
+            <wp:docPr descr="Figure 2. Study design: the two explanations tested, the three tests applied to each, and where their results are reported." title="" id="18" name="Picture"/>
+            <a:graphic>
+              <a:graphicData uri="http://schemas.openxmlformats.org/drawingml/2006/picture">
+                <pic:pic>
+                  <pic:nvPicPr>
+                    <pic:cNvPr descr="/Users/charlesgava/uganda-rainfall-climate/figures/kampala_drainage/_docx/fw1_study_design_rainfall_or_drainage.jpg" id="19" name="Picture"/>
+                    <pic:cNvPicPr>
+                      <a:picLocks noChangeArrowheads="1" noChangeAspect="1"/>
+                    </pic:cNvPicPr>
+                  </pic:nvPicPr>
+                  <pic:blipFill>
+                    <a:blip r:embed="rId17"/>
+                    <a:stretch>
+                      <a:fillRect/>
+                    </a:stretch>
+                  </pic:blipFill>
+                  <pic:spPr bwMode="auto">
+                    <a:xfrm>
+                      <a:off x="0" y="0"/>
+                      <a:ext cx="5334000" cy="2810048"/>
+                    </a:xfrm>
+                    <a:prstGeom prst="rect">
+                      <a:avLst/>
+                    </a:prstGeom>
+                    <a:noFill/>
+                    <a:ln w="9525">
+                      <a:noFill/>
+                      <a:headEnd/>
+                      <a:tailEnd/>
+                    </a:ln>
+                  </pic:spPr>
+                </pic:pic>
+              </a:graphicData>
+            </a:graphic>
+          </wp:inline>
+        </w:drawing>
+      </w:r>
+    </w:p>
+    <w:p>
+      <w:pPr>
+        <w:pStyle w:val="ImageCaption"/>
       </w:pPr>
       <w:r>
         <w:rPr>
           <w:b/>
           <w:bCs/>
         </w:rPr>
-        <w:t xml:space="preserve">3.1 Channel inventory.</w:t>
-      </w:r>
-      <w:r>
-        <w:t xml:space="preserve"> </w:t>
-      </w:r>
-      <w:r>
-        <w:t xml:space="preserve">Waterways were cut into segments of 200 m or less, and the 6,914 draining at least 0.25 km² were analysed. For each: upstream area (D8), upstream built-up share in 1990 and 2020, a runoff load (area × C, C = 0.25 + 0.65 × impervious share), valley-floor built share (HAND &lt; 3 m within 250 m), wetland within 500 m, buildings within 15 m (the channel reserve), buildings on low ground (HAND &lt; 2 m within 150 m), dump sites within 100 m, markets within 300 m, and culverts and bridges.</w:t>
+        <w:t xml:space="preserve">Figure 2.</w:t>
+      </w:r>
+      <w:r>
+        <w:t xml:space="preserve"> </w:t>
+      </w:r>
+      <w:r>
+        <w:t xml:space="preserve">Study design: the two explanations tested, the three tests applied to each, and where their results are reported.</w:t>
       </w:r>
     </w:p>
     <w:p>
@@ -989,13 +1101,13 @@
           <w:b/>
           <w:bCs/>
         </w:rPr>
-        <w:t xml:space="preserve">3.2 Rainfall and the falling-threshold test.</w:t>
-      </w:r>
-      <w:r>
-        <w:t xml:space="preserve"> </w:t>
-      </w:r>
-      <w:r>
-        <w:t xml:space="preserve">Annual indices for the Greater Kampala mean (totals, days ≥ 20 mm, wettest day, wettest three days) were tested with Sen’s slope and Mann–Kendall. For every day 2017–2026, a logistic model relates whether a flood was reported to same-day and three-day rain (CHIRPS; peak-hour POWER rain as sensitivity), a linear time trend, and monthly news coverage (GDELT volume), with HAC errors (7 lags). A trend odds ratio above 1 at fixed rain would mean the same rain floods more often.</w:t>
+        <w:t xml:space="preserve">3.1 Channel inventory.</w:t>
+      </w:r>
+      <w:r>
+        <w:t xml:space="preserve"> </w:t>
+      </w:r>
+      <w:r>
+        <w:t xml:space="preserve">Waterways were cut into segments of 200 m or less, and the 6,914 draining at least 0.25 km² were analysed. For each: upstream area (D8), upstream built-up share in 1990 and 2020, a runoff load (area × C, C = 0.25 + 0.65 × impervious share), valley-floor built share (HAND &lt; 3 m within 250 m), wetland within 500 m, buildings within 15 m (the channel reserve), buildings on low ground (HAND &lt; 2 m within 150 m), dump sites within 100 m, markets within 300 m, and culverts and bridges.</w:t>
       </w:r>
     </w:p>
     <w:p>
@@ -1007,13 +1119,13 @@
           <w:b/>
           <w:bCs/>
         </w:rPr>
-        <w:t xml:space="preserve">3.3 Hotspot index.</w:t>
-      </w:r>
-      <w:r>
-        <w:t xml:space="preserve"> </w:t>
-      </w:r>
-      <w:r>
-        <w:t xml:space="preserve">Each pressure is converted to a percentile; the index is the equal-weight mean of six present-day pressures. Equal weights were chosen because weights fitted to the hotspots did not transfer across space (spatial cross-validated AUC 0.52–0.59). Hotspots were matched to segments within 400 m; AUC uncertainty comes from a 2 km block bootstrap.</w:t>
+        <w:t xml:space="preserve">3.2 Rainfall and the falling-threshold test.</w:t>
+      </w:r>
+      <w:r>
+        <w:t xml:space="preserve"> </w:t>
+      </w:r>
+      <w:r>
+        <w:t xml:space="preserve">Annual indices for the Greater Kampala mean (totals, days ≥ 20 mm, wettest day, wettest three days) were tested with Sen’s slope and Mann–Kendall. For every day 2017–2026, a logistic model relates whether a flood was reported to same-day and three-day rain (CHIRPS; peak-hour POWER rain as sensitivity), a linear time trend, and monthly news coverage (GDELT volume), with HAC errors (7 lags). A trend odds ratio above 1 at fixed rain would mean the same rain floods more often.</w:t>
       </w:r>
     </w:p>
     <w:p>
@@ -1025,13 +1137,13 @@
           <w:b/>
           <w:bCs/>
         </w:rPr>
-        <w:t xml:space="preserve">3.4 Design-basis drift.</w:t>
-      </w:r>
-      <w:r>
-        <w:t xml:space="preserve"> </w:t>
-      </w:r>
-      <w:r>
-        <w:t xml:space="preserve">Peak flows use the rational method, Q_T = 0.278 · C · i_T(t_c) · A · ARF, with Kirpich time of concentration, Hack flow length and an areal reduction factor. Each stretch is sized to carry the 10-year flow under 1990 land cover (rectangular, width = 3 × depth, n = 0.025). The overload ratio is the scenario 10-year flow divided by that capacity, under 2020 land, 2030 land, 2030 land with 2041–70 SSP2-4.5 or SSP5-8.5 rainfall, and 2020 land with 30% siltation (depth −30%, n = 0.035). Absolute capacities are hypothetical; the ratio measures change relative to a consistent design rule.</w:t>
+        <w:t xml:space="preserve">3.3 Hotspot index.</w:t>
+      </w:r>
+      <w:r>
+        <w:t xml:space="preserve"> </w:t>
+      </w:r>
+      <w:r>
+        <w:t xml:space="preserve">Each pressure is converted to a percentile; the index is the equal-weight mean of six present-day pressures. Equal weights were chosen because weights fitted to the hotspots did not transfer across space (spatial cross-validated AUC 0.52–0.59). Hotspots were matched to segments within 400 m; AUC uncertainty comes from a 2 km block bootstrap.</w:t>
       </w:r>
     </w:p>
     <w:p>
@@ -1043,6 +1155,24 @@
           <w:b/>
           <w:bCs/>
         </w:rPr>
+        <w:t xml:space="preserve">3.4 Design-basis drift.</w:t>
+      </w:r>
+      <w:r>
+        <w:t xml:space="preserve"> </w:t>
+      </w:r>
+      <w:r>
+        <w:t xml:space="preserve">Peak flows use the rational method, Q_T = 0.278 · C · i_T(t_c) · A · ARF, with Kirpich time of concentration, Hack flow length and an areal reduction factor. Each stretch is sized to carry the 10-year flow under 1990 land cover (rectangular, width = 3 × depth, n = 0.025). The overload ratio is the scenario 10-year flow divided by that capacity, under 2020 land, 2030 land, 2030 land with 2041–70 SSP2-4.5 or SSP5-8.5 rainfall, and 2020 land with 30% siltation (depth −30%, n = 0.035). Absolute capacities are hypothetical; the ratio measures change relative to a consistent design rule.</w:t>
+      </w:r>
+    </w:p>
+    <w:p>
+      <w:pPr>
+        <w:pStyle w:val="BodyText"/>
+      </w:pPr>
+      <w:r>
+        <w:rPr>
+          <w:b/>
+          <w:bCs/>
+        </w:rPr>
         <w:t xml:space="preserve">3.5 Emerging risk and temporal hold-out.</w:t>
       </w:r>
       <w:r>
@@ -1052,8 +1182,8 @@
         <w:t xml:space="preserve">An emerging-risk score combines upstream runoff growth and valley-floor building. To test it, the score was built from 1975–2000 data only and asked to identify the top quartile of segments by valley-floor building added in 2000–2020.</w:t>
       </w:r>
     </w:p>
-    <w:bookmarkEnd w:id="14"/>
-    <w:bookmarkStart w:id="21" w:name="results"/>
+    <w:bookmarkEnd w:id="20"/>
+    <w:bookmarkStart w:id="51" w:name="results"/>
     <w:p>
       <w:pPr>
         <w:pStyle w:val="Heading1"/>
@@ -1062,7 +1192,7 @@
         <w:t xml:space="preserve">4. Results</w:t>
       </w:r>
     </w:p>
-    <w:bookmarkStart w:id="15" w:name="the-storms-have-not-intensified"/>
+    <w:bookmarkStart w:id="21" w:name="the-storms-have-not-intensified"/>
     <w:p>
       <w:pPr>
         <w:pStyle w:val="Heading2"/>
@@ -1382,8 +1512,8 @@
         <w:t xml:space="preserve">Nights warmed by 0.40 °C per decade (p &lt; 0.001), but the rainfall extremes that drive flash floods show no trend.</w:t>
       </w:r>
     </w:p>
-    <w:bookmarkEnd w:id="15"/>
-    <w:bookmarkStart w:id="16" w:name="Xfc99b315fd1a2830525ba2d0c7b79c9eb89f7c0"/>
+    <w:bookmarkEnd w:id="21"/>
+    <w:bookmarkStart w:id="28" w:name="Xfc99b315fd1a2830525ba2d0c7b79c9eb89f7c0"/>
     <w:p>
       <w:pPr>
         <w:pStyle w:val="Heading2"/>
@@ -1397,7 +1527,137 @@
         <w:pStyle w:val="FirstParagraph"/>
       </w:pPr>
       <w:r>
-        <w:t xml:space="preserve">Across 18 dated floods in the catalogue (2007–2026), the median flood day ranked at the 74th percentile of wet days, and 7 had less than 5 mm of satellite rain (Fig. kd41). Satellite rain smooths local storms (29–31 October 2025: 63 mm at the Makerere gauge, 21 mm in CHIRPS), so some events are under-measured. Even so, Kampala floods on rain a working drainage system should carry.</w:t>
+        <w:t xml:space="preserve">Across 18 dated floods in the catalogue (2007–2026), the median flood day ranked at the 74th percentile of wet days, and 7 had less than 5 mm of satellite rain (Figure 3, Figure 4). Satellite rain smooths local storms (29–31 October 2025: 63 mm at the Makerere gauge, 21 mm in CHIRPS), so some events are under-measured. Even so, Kampala floods on rain a working drainage system should carry.</w:t>
+      </w:r>
+    </w:p>
+    <w:p>
+      <w:pPr>
+        <w:pStyle w:val="CaptionedFigure"/>
+      </w:pPr>
+      <w:r>
+        <w:drawing>
+          <wp:inline>
+            <wp:extent cx="5334000" cy="2448790"/>
+            <wp:effectExtent b="0" l="0" r="0" t="0"/>
+            <wp:docPr descr="Figure 3. Rain on reported flood days as a percentile of all wet days (CHIRPS, Greater Kampala mean)." title="" id="23" name="Picture"/>
+            <a:graphic>
+              <a:graphicData uri="http://schemas.openxmlformats.org/drawingml/2006/picture">
+                <pic:pic>
+                  <pic:nvPicPr>
+                    <pic:cNvPr descr="/Users/charlesgava/uganda-rainfall-climate/figures/kampala_drainage/_docx/kd02_flood_days_rain.jpg" id="24" name="Picture"/>
+                    <pic:cNvPicPr>
+                      <a:picLocks noChangeArrowheads="1" noChangeAspect="1"/>
+                    </pic:cNvPicPr>
+                  </pic:nvPicPr>
+                  <pic:blipFill>
+                    <a:blip r:embed="rId22"/>
+                    <a:stretch>
+                      <a:fillRect/>
+                    </a:stretch>
+                  </pic:blipFill>
+                  <pic:spPr bwMode="auto">
+                    <a:xfrm>
+                      <a:off x="0" y="0"/>
+                      <a:ext cx="5334000" cy="2448790"/>
+                    </a:xfrm>
+                    <a:prstGeom prst="rect">
+                      <a:avLst/>
+                    </a:prstGeom>
+                    <a:noFill/>
+                    <a:ln w="9525">
+                      <a:noFill/>
+                      <a:headEnd/>
+                      <a:tailEnd/>
+                    </a:ln>
+                  </pic:spPr>
+                </pic:pic>
+              </a:graphicData>
+            </a:graphic>
+          </wp:inline>
+        </w:drawing>
+      </w:r>
+    </w:p>
+    <w:p>
+      <w:pPr>
+        <w:pStyle w:val="ImageCaption"/>
+      </w:pPr>
+      <w:r>
+        <w:rPr>
+          <w:b/>
+          <w:bCs/>
+        </w:rPr>
+        <w:t xml:space="preserve">Figure 3.</w:t>
+      </w:r>
+      <w:r>
+        <w:t xml:space="preserve"> </w:t>
+      </w:r>
+      <w:r>
+        <w:t xml:space="preserve">Rain on reported flood days as a percentile of all wet days (CHIRPS, Greater Kampala mean).</w:t>
+      </w:r>
+    </w:p>
+    <w:p>
+      <w:pPr>
+        <w:pStyle w:val="CaptionedFigure"/>
+      </w:pPr>
+      <w:r>
+        <w:drawing>
+          <wp:inline>
+            <wp:extent cx="5334000" cy="2029344"/>
+            <wp:effectExtent b="0" l="0" r="0" t="0"/>
+            <wp:docPr descr="Figure 4. Dated flood events 2007–2026 from the flood catalogue (Gava 2026) and the places they affected." title="" id="26" name="Picture"/>
+            <a:graphic>
+              <a:graphicData uri="http://schemas.openxmlformats.org/drawingml/2006/picture">
+                <pic:pic>
+                  <pic:nvPicPr>
+                    <pic:cNvPr descr="/Users/charlesgava/uganda-rainfall-climate/figures/kampala_drainage/_docx/kd41_flood_catalogue.jpg" id="27" name="Picture"/>
+                    <pic:cNvPicPr>
+                      <a:picLocks noChangeArrowheads="1" noChangeAspect="1"/>
+                    </pic:cNvPicPr>
+                  </pic:nvPicPr>
+                  <pic:blipFill>
+                    <a:blip r:embed="rId25"/>
+                    <a:stretch>
+                      <a:fillRect/>
+                    </a:stretch>
+                  </pic:blipFill>
+                  <pic:spPr bwMode="auto">
+                    <a:xfrm>
+                      <a:off x="0" y="0"/>
+                      <a:ext cx="5334000" cy="2029344"/>
+                    </a:xfrm>
+                    <a:prstGeom prst="rect">
+                      <a:avLst/>
+                    </a:prstGeom>
+                    <a:noFill/>
+                    <a:ln w="9525">
+                      <a:noFill/>
+                      <a:headEnd/>
+                      <a:tailEnd/>
+                    </a:ln>
+                  </pic:spPr>
+                </pic:pic>
+              </a:graphicData>
+            </a:graphic>
+          </wp:inline>
+        </w:drawing>
+      </w:r>
+    </w:p>
+    <w:p>
+      <w:pPr>
+        <w:pStyle w:val="ImageCaption"/>
+      </w:pPr>
+      <w:r>
+        <w:rPr>
+          <w:b/>
+          <w:bCs/>
+        </w:rPr>
+        <w:t xml:space="preserve">Figure 4.</w:t>
+      </w:r>
+      <w:r>
+        <w:t xml:space="preserve"> </w:t>
+      </w:r>
+      <w:r>
+        <w:t xml:space="preserve">Dated flood events 2007–2026 from the flood catalogue (Gava 2026) and the places they affected.</w:t>
       </w:r>
     </w:p>
     <w:tbl>
@@ -1564,8 +1824,8 @@
         <w:t xml:space="preserve">No change in the flood-triggering rain is detectable, but the test is underpowered: the intervals include both no change and a 50% yearly rise in flood odds. One result is robust: peak-hour rain strongly predicts a reported flood (odds ratio 2.8 per log-unit, p = 0.015), while daily satellite rain does not (1.78, p = 0.22). Kampala’s floods are driven by cloudbursts lasting minutes to hours.</w:t>
       </w:r>
     </w:p>
-    <w:bookmarkEnd w:id="16"/>
-    <w:bookmarkStart w:id="17" w:name="what-sets-the-hotspots-apart"/>
+    <w:bookmarkEnd w:id="28"/>
+    <w:bookmarkStart w:id="35" w:name="what-sets-the-hotspots-apart"/>
     <w:p>
       <w:pPr>
         <w:pStyle w:val="Heading2"/>
@@ -1971,11 +2231,141 @@
         <w:pStyle w:val="BodyText"/>
       </w:pPr>
       <w:r>
-        <w:t xml:space="preserve">Of 469 km of flowing channel, 138 km rank high now and are still worsening, 44 km rank high but are stable, and 100 km show rising risk that is not yet high (Figs. kd04, kd06, kd12).</w:t>
-      </w:r>
-    </w:p>
-    <w:bookmarkEnd w:id="17"/>
-    <w:bookmarkStart w:id="18" w:name="Xc48f0b607d7c98a0edaf4d7e027c28fb500132d"/>
+        <w:t xml:space="preserve">Of 469 km of flowing channel, 138 km rank high now and are still worsening, 44 km rank high but are stable, and 100 km show rising risk that is not yet high (Figure 5, Figure 6, Figure S1).</w:t>
+      </w:r>
+    </w:p>
+    <w:p>
+      <w:pPr>
+        <w:pStyle w:val="CaptionedFigure"/>
+      </w:pPr>
+      <w:r>
+        <w:drawing>
+          <wp:inline>
+            <wp:extent cx="5334000" cy="3861731"/>
+            <wp:effectExtent b="0" l="0" r="0" t="0"/>
+            <wp:docPr descr="Figure 5. Maintenance-priority index for every channel stretch, with reported hotspots." title="" id="30" name="Picture"/>
+            <a:graphic>
+              <a:graphicData uri="http://schemas.openxmlformats.org/drawingml/2006/picture">
+                <pic:pic>
+                  <pic:nvPicPr>
+                    <pic:cNvPr descr="/Users/charlesgava/uganda-rainfall-climate/figures/kampala_drainage/_docx/kd04_priority_overview.jpg" id="31" name="Picture"/>
+                    <pic:cNvPicPr>
+                      <a:picLocks noChangeArrowheads="1" noChangeAspect="1"/>
+                    </pic:cNvPicPr>
+                  </pic:nvPicPr>
+                  <pic:blipFill>
+                    <a:blip r:embed="rId29"/>
+                    <a:stretch>
+                      <a:fillRect/>
+                    </a:stretch>
+                  </pic:blipFill>
+                  <pic:spPr bwMode="auto">
+                    <a:xfrm>
+                      <a:off x="0" y="0"/>
+                      <a:ext cx="5334000" cy="3861731"/>
+                    </a:xfrm>
+                    <a:prstGeom prst="rect">
+                      <a:avLst/>
+                    </a:prstGeom>
+                    <a:noFill/>
+                    <a:ln w="9525">
+                      <a:noFill/>
+                      <a:headEnd/>
+                      <a:tailEnd/>
+                    </a:ln>
+                  </pic:spPr>
+                </pic:pic>
+              </a:graphicData>
+            </a:graphic>
+          </wp:inline>
+        </w:drawing>
+      </w:r>
+    </w:p>
+    <w:p>
+      <w:pPr>
+        <w:pStyle w:val="ImageCaption"/>
+      </w:pPr>
+      <w:r>
+        <w:rPr>
+          <w:b/>
+          <w:bCs/>
+        </w:rPr>
+        <w:t xml:space="preserve">Figure 5.</w:t>
+      </w:r>
+      <w:r>
+        <w:t xml:space="preserve"> </w:t>
+      </w:r>
+      <w:r>
+        <w:t xml:space="preserve">Maintenance-priority index for every channel stretch, with reported hotspots.</w:t>
+      </w:r>
+    </w:p>
+    <w:p>
+      <w:pPr>
+        <w:pStyle w:val="CaptionedFigure"/>
+      </w:pPr>
+      <w:r>
+        <w:drawing>
+          <wp:inline>
+            <wp:extent cx="5334000" cy="2771851"/>
+            <wp:effectExtent b="0" l="0" r="0" t="0"/>
+            <wp:docPr descr="Figure 6. What sets hotspot channels apart: drainage pressures at hotspots versus other channels." title="" id="33" name="Picture"/>
+            <a:graphic>
+              <a:graphicData uri="http://schemas.openxmlformats.org/drawingml/2006/picture">
+                <pic:pic>
+                  <pic:nvPicPr>
+                    <pic:cNvPr descr="/Users/charlesgava/uganda-rainfall-climate/figures/kampala_drainage/_docx/kd06_hotspot_drivers.jpg" id="34" name="Picture"/>
+                    <pic:cNvPicPr>
+                      <a:picLocks noChangeArrowheads="1" noChangeAspect="1"/>
+                    </pic:cNvPicPr>
+                  </pic:nvPicPr>
+                  <pic:blipFill>
+                    <a:blip r:embed="rId32"/>
+                    <a:stretch>
+                      <a:fillRect/>
+                    </a:stretch>
+                  </pic:blipFill>
+                  <pic:spPr bwMode="auto">
+                    <a:xfrm>
+                      <a:off x="0" y="0"/>
+                      <a:ext cx="5334000" cy="2771851"/>
+                    </a:xfrm>
+                    <a:prstGeom prst="rect">
+                      <a:avLst/>
+                    </a:prstGeom>
+                    <a:noFill/>
+                    <a:ln w="9525">
+                      <a:noFill/>
+                      <a:headEnd/>
+                      <a:tailEnd/>
+                    </a:ln>
+                  </pic:spPr>
+                </pic:pic>
+              </a:graphicData>
+            </a:graphic>
+          </wp:inline>
+        </w:drawing>
+      </w:r>
+    </w:p>
+    <w:p>
+      <w:pPr>
+        <w:pStyle w:val="ImageCaption"/>
+      </w:pPr>
+      <w:r>
+        <w:rPr>
+          <w:b/>
+          <w:bCs/>
+        </w:rPr>
+        <w:t xml:space="preserve">Figure 6.</w:t>
+      </w:r>
+      <w:r>
+        <w:t xml:space="preserve"> </w:t>
+      </w:r>
+      <w:r>
+        <w:t xml:space="preserve">What sets hotspot channels apart: drainage pressures at hotspots versus other channels.</w:t>
+      </w:r>
+    </w:p>
+    <w:bookmarkEnd w:id="35"/>
+    <w:bookmarkStart w:id="42" w:name="Xc48f0b607d7c98a0edaf4d7e027c28fb500132d"/>
     <w:p>
       <w:pPr>
         <w:pStyle w:val="Heading2"/>
@@ -2281,7 +2671,7 @@
         <w:pStyle w:val="BodyText"/>
       </w:pPr>
       <w:r>
-        <w:t xml:space="preserve">Today 84 km of channel (18%) can no longer carry a 2-year storm, and only 6 km still carries the 10-year storm it was sized for (Fig. kd37). Two findings shape the interpretation:</w:t>
+        <w:t xml:space="preserve">Today 84 km of channel (18%) can no longer carry a 2-year storm, and only 6 km still carries the 10-year storm it was sized for (Figure 7). Two findings shape the interpretation:</w:t>
       </w:r>
       <w:r>
         <w:t xml:space="preserve"> </w:t>
@@ -2325,11 +2715,141 @@
         <w:t xml:space="preserve"> </w:t>
       </w:r>
       <w:r>
-        <w:t xml:space="preserve">The overload ratio is strongly negatively associated with reported hotspots (AUC 0.16), because those lie in the old city, paved before 1990. There, channels fail through encroachment, constrictions, siltation and sizing that predates 1990. Drift is greatest on the fringe: Walufumbe and Kinawataka (median 1.21; 64–81% of length overloaded), the Lubigi headwaters and the Nasere and Mayanja–Waswa channels (1.5–1.7) (Fig. kd38).</w:t>
-      </w:r>
-    </w:p>
-    <w:bookmarkEnd w:id="18"/>
-    <w:bookmarkStart w:id="19" w:name="the-next-hotspots-can-be-seen-coming"/>
+        <w:t xml:space="preserve">The overload ratio is strongly negatively associated with reported hotspots (AUC 0.16), because those lie in the old city, paved before 1990. There, channels fail through encroachment, constrictions, siltation and sizing that predates 1990. Drift is greatest on the fringe: Walufumbe and Kinawataka (median 1.21; 64–81% of length overloaded), the Lubigi headwaters and the Nasere and Mayanja–Waswa channels (1.5–1.7) (Figure 8).</w:t>
+      </w:r>
+    </w:p>
+    <w:p>
+      <w:pPr>
+        <w:pStyle w:val="CaptionedFigure"/>
+      </w:pPr>
+      <w:r>
+        <w:drawing>
+          <wp:inline>
+            <wp:extent cx="5334000" cy="2371205"/>
+            <wp:effectExtent b="0" l="0" r="0" t="0"/>
+            <wp:docPr descr="Figure 7. Design-basis drift: (a) overload ratio of the 10-year flow against 1990 design capacity under each scenario; (b) overloaded channel length by system." title="" id="37" name="Picture"/>
+            <a:graphic>
+              <a:graphicData uri="http://schemas.openxmlformats.org/drawingml/2006/picture">
+                <pic:pic>
+                  <pic:nvPicPr>
+                    <pic:cNvPr descr="/Users/charlesgava/uganda-rainfall-climate/figures/kampala_drainage/_docx/kd37_design_drift.jpg" id="38" name="Picture"/>
+                    <pic:cNvPicPr>
+                      <a:picLocks noChangeArrowheads="1" noChangeAspect="1"/>
+                    </pic:cNvPicPr>
+                  </pic:nvPicPr>
+                  <pic:blipFill>
+                    <a:blip r:embed="rId36"/>
+                    <a:stretch>
+                      <a:fillRect/>
+                    </a:stretch>
+                  </pic:blipFill>
+                  <pic:spPr bwMode="auto">
+                    <a:xfrm>
+                      <a:off x="0" y="0"/>
+                      <a:ext cx="5334000" cy="2371205"/>
+                    </a:xfrm>
+                    <a:prstGeom prst="rect">
+                      <a:avLst/>
+                    </a:prstGeom>
+                    <a:noFill/>
+                    <a:ln w="9525">
+                      <a:noFill/>
+                      <a:headEnd/>
+                      <a:tailEnd/>
+                    </a:ln>
+                  </pic:spPr>
+                </pic:pic>
+              </a:graphicData>
+            </a:graphic>
+          </wp:inline>
+        </w:drawing>
+      </w:r>
+    </w:p>
+    <w:p>
+      <w:pPr>
+        <w:pStyle w:val="ImageCaption"/>
+      </w:pPr>
+      <w:r>
+        <w:rPr>
+          <w:b/>
+          <w:bCs/>
+        </w:rPr>
+        <w:t xml:space="preserve">Figure 7.</w:t>
+      </w:r>
+      <w:r>
+        <w:t xml:space="preserve"> </w:t>
+      </w:r>
+      <w:r>
+        <w:t xml:space="preserve">Design-basis drift: (a) overload ratio of the 10-year flow against 1990 design capacity under each scenario; (b) overloaded channel length by system.</w:t>
+      </w:r>
+    </w:p>
+    <w:p>
+      <w:pPr>
+        <w:pStyle w:val="CaptionedFigure"/>
+      </w:pPr>
+      <w:r>
+        <w:drawing>
+          <wp:inline>
+            <wp:extent cx="5334000" cy="5029915"/>
+            <wp:effectExtent b="0" l="0" r="0" t="0"/>
+            <wp:docPr descr="Figure 8. Map of the 2020 overload ratio." title="" id="40" name="Picture"/>
+            <a:graphic>
+              <a:graphicData uri="http://schemas.openxmlformats.org/drawingml/2006/picture">
+                <pic:pic>
+                  <pic:nvPicPr>
+                    <pic:cNvPr descr="/Users/charlesgava/uganda-rainfall-climate/figures/kampala_drainage/_docx/kd38_overload_map.jpg" id="41" name="Picture"/>
+                    <pic:cNvPicPr>
+                      <a:picLocks noChangeArrowheads="1" noChangeAspect="1"/>
+                    </pic:cNvPicPr>
+                  </pic:nvPicPr>
+                  <pic:blipFill>
+                    <a:blip r:embed="rId39"/>
+                    <a:stretch>
+                      <a:fillRect/>
+                    </a:stretch>
+                  </pic:blipFill>
+                  <pic:spPr bwMode="auto">
+                    <a:xfrm>
+                      <a:off x="0" y="0"/>
+                      <a:ext cx="5334000" cy="5029915"/>
+                    </a:xfrm>
+                    <a:prstGeom prst="rect">
+                      <a:avLst/>
+                    </a:prstGeom>
+                    <a:noFill/>
+                    <a:ln w="9525">
+                      <a:noFill/>
+                      <a:headEnd/>
+                      <a:tailEnd/>
+                    </a:ln>
+                  </pic:spPr>
+                </pic:pic>
+              </a:graphicData>
+            </a:graphic>
+          </wp:inline>
+        </w:drawing>
+      </w:r>
+    </w:p>
+    <w:p>
+      <w:pPr>
+        <w:pStyle w:val="ImageCaption"/>
+      </w:pPr>
+      <w:r>
+        <w:rPr>
+          <w:b/>
+          <w:bCs/>
+        </w:rPr>
+        <w:t xml:space="preserve">Figure 8.</w:t>
+      </w:r>
+      <w:r>
+        <w:t xml:space="preserve"> </w:t>
+      </w:r>
+      <w:r>
+        <w:t xml:space="preserve">Map of the 2020 overload ratio.</w:t>
+      </w:r>
+    </w:p>
+    <w:bookmarkEnd w:id="42"/>
+    <w:bookmarkStart w:id="49" w:name="the-next-hotspots-can-be-seen-coming"/>
     <w:p>
       <w:pPr>
         <w:pStyle w:val="Heading2"/>
@@ -2355,11 +2875,141 @@
         <w:t xml:space="preserve"> </w:t>
       </w:r>
       <w:r>
-        <w:t xml:space="preserve">rule 0.58). Channels in its top quintile gained 6.5 percentage points of built valley floor in 2000–2020, against 1.6 in the bottom quintile (Fig. kd23). Run today, it points to the northern and eastern fringe (Kira, Nansana, Namugongo) and the Kinawataka and Kansanga headwaters (Fig. kd05), the same areas where design-basis drift is greatest. Two independent signals, building on the valley floors and channels outgrown by their catchments, converge on where Kampala’s next hotspots are forming.</w:t>
-      </w:r>
-    </w:p>
-    <w:bookmarkEnd w:id="19"/>
-    <w:bookmarkStart w:id="20" w:name="pathways-open-data-cannot-settle"/>
+        <w:t xml:space="preserve">rule 0.58). Channels in its top quintile gained 6.5 percentage points of built valley floor in 2000–2020, against 1.6 in the bottom quintile (Figure 9). Run today, it points to the northern and eastern fringe (Kira, Nansana, Namugongo) and the Kinawataka and Kansanga headwaters (Figure 10), the same areas where design-basis drift is greatest. Two independent signals, building on the valley floors and channels outgrown by their catchments, converge on where Kampala’s next hotspots are forming.</w:t>
+      </w:r>
+    </w:p>
+    <w:p>
+      <w:pPr>
+        <w:pStyle w:val="CaptionedFigure"/>
+      </w:pPr>
+      <w:r>
+        <w:drawing>
+          <wp:inline>
+            <wp:extent cx="5334000" cy="3848393"/>
+            <wp:effectExtent b="0" l="0" r="0" t="0"/>
+            <wp:docPr descr="Figure 9. Temporal hold-out: valley-floor building added in 2000–2020 by quintile of the 1975–2000 emerging-risk score." title="" id="44" name="Picture"/>
+            <a:graphic>
+              <a:graphicData uri="http://schemas.openxmlformats.org/drawingml/2006/picture">
+                <pic:pic>
+                  <pic:nvPicPr>
+                    <pic:cNvPr descr="/Users/charlesgava/uganda-rainfall-climate/figures/kampala_drainage/_docx/kd23_holdout_encroachment.jpg" id="45" name="Picture"/>
+                    <pic:cNvPicPr>
+                      <a:picLocks noChangeArrowheads="1" noChangeAspect="1"/>
+                    </pic:cNvPicPr>
+                  </pic:nvPicPr>
+                  <pic:blipFill>
+                    <a:blip r:embed="rId43"/>
+                    <a:stretch>
+                      <a:fillRect/>
+                    </a:stretch>
+                  </pic:blipFill>
+                  <pic:spPr bwMode="auto">
+                    <a:xfrm>
+                      <a:off x="0" y="0"/>
+                      <a:ext cx="5334000" cy="3848393"/>
+                    </a:xfrm>
+                    <a:prstGeom prst="rect">
+                      <a:avLst/>
+                    </a:prstGeom>
+                    <a:noFill/>
+                    <a:ln w="9525">
+                      <a:noFill/>
+                      <a:headEnd/>
+                      <a:tailEnd/>
+                    </a:ln>
+                  </pic:spPr>
+                </pic:pic>
+              </a:graphicData>
+            </a:graphic>
+          </wp:inline>
+        </w:drawing>
+      </w:r>
+    </w:p>
+    <w:p>
+      <w:pPr>
+        <w:pStyle w:val="ImageCaption"/>
+      </w:pPr>
+      <w:r>
+        <w:rPr>
+          <w:b/>
+          <w:bCs/>
+        </w:rPr>
+        <w:t xml:space="preserve">Figure 9.</w:t>
+      </w:r>
+      <w:r>
+        <w:t xml:space="preserve"> </w:t>
+      </w:r>
+      <w:r>
+        <w:t xml:space="preserve">Temporal hold-out: valley-floor building added in 2000–2020 by quintile of the 1975–2000 emerging-risk score.</w:t>
+      </w:r>
+    </w:p>
+    <w:p>
+      <w:pPr>
+        <w:pStyle w:val="CaptionedFigure"/>
+      </w:pPr>
+      <w:r>
+        <w:drawing>
+          <wp:inline>
+            <wp:extent cx="5334000" cy="4663570"/>
+            <wp:effectExtent b="0" l="0" r="0" t="0"/>
+            <wp:docPr descr="Figure 10. Emerging-risk map: where the next hotspots are forming." title="" id="47" name="Picture"/>
+            <a:graphic>
+              <a:graphicData uri="http://schemas.openxmlformats.org/drawingml/2006/picture">
+                <pic:pic>
+                  <pic:nvPicPr>
+                    <pic:cNvPr descr="/Users/charlesgava/uganda-rainfall-climate/figures/kampala_drainage/_docx/kd05_emerging_risk.jpg" id="48" name="Picture"/>
+                    <pic:cNvPicPr>
+                      <a:picLocks noChangeArrowheads="1" noChangeAspect="1"/>
+                    </pic:cNvPicPr>
+                  </pic:nvPicPr>
+                  <pic:blipFill>
+                    <a:blip r:embed="rId46"/>
+                    <a:stretch>
+                      <a:fillRect/>
+                    </a:stretch>
+                  </pic:blipFill>
+                  <pic:spPr bwMode="auto">
+                    <a:xfrm>
+                      <a:off x="0" y="0"/>
+                      <a:ext cx="5334000" cy="4663570"/>
+                    </a:xfrm>
+                    <a:prstGeom prst="rect">
+                      <a:avLst/>
+                    </a:prstGeom>
+                    <a:noFill/>
+                    <a:ln w="9525">
+                      <a:noFill/>
+                      <a:headEnd/>
+                      <a:tailEnd/>
+                    </a:ln>
+                  </pic:spPr>
+                </pic:pic>
+              </a:graphicData>
+            </a:graphic>
+          </wp:inline>
+        </w:drawing>
+      </w:r>
+    </w:p>
+    <w:p>
+      <w:pPr>
+        <w:pStyle w:val="ImageCaption"/>
+      </w:pPr>
+      <w:r>
+        <w:rPr>
+          <w:b/>
+          <w:bCs/>
+        </w:rPr>
+        <w:t xml:space="preserve">Figure 10.</w:t>
+      </w:r>
+      <w:r>
+        <w:t xml:space="preserve"> </w:t>
+      </w:r>
+      <w:r>
+        <w:t xml:space="preserve">Emerging-risk map: where the next hotspots are forming.</w:t>
+      </w:r>
+    </w:p>
+    <w:bookmarkEnd w:id="49"/>
+    <w:bookmarkStart w:id="50" w:name="pathways-open-data-cannot-settle"/>
     <w:p>
       <w:pPr>
         <w:pStyle w:val="Heading2"/>
@@ -2412,9 +3062,9 @@
         <w:t xml:space="preserve">A Sentinel-1 pass 13 hours after the 11 October 2026 storm showed almost no standing water (0.18% of the area newly wet). Kampala’s floods drain faster than any satellite revisit.</w:t>
       </w:r>
     </w:p>
-    <w:bookmarkEnd w:id="20"/>
-    <w:bookmarkEnd w:id="21"/>
-    <w:bookmarkStart w:id="22" w:name="discussion"/>
+    <w:bookmarkEnd w:id="50"/>
+    <w:bookmarkEnd w:id="51"/>
+    <w:bookmarkStart w:id="52" w:name="discussion"/>
     <w:p>
       <w:pPr>
         <w:pStyle w:val="Heading1"/>
@@ -2662,8 +3312,8 @@
         <w:t xml:space="preserve">the dated flood record is short and has a reporting gap in 2021–24.</w:t>
       </w:r>
     </w:p>
-    <w:bookmarkEnd w:id="22"/>
-    <w:bookmarkStart w:id="23" w:name="conclusion"/>
+    <w:bookmarkEnd w:id="52"/>
+    <w:bookmarkStart w:id="53" w:name="conclusion"/>
     <w:p>
       <w:pPr>
         <w:pStyle w:val="Heading1"/>
@@ -2680,8 +3330,8 @@
         <w:t xml:space="preserve">Kampala’s floods are not explained by heavier rain: extremes have not increased since 1981, and floods come on ordinary rain and short bursts. What sets the hotspots apart is how the city has built around its drains, and its channels have fallen behind the flows their paved catchments now send, by a median 17% since 1990 and by up to 36% once 2041–70 rainfall is added. Silt removes more capacity than all of that paving. The next hotspots are forming on the fringe, where both encroachment and drift are growing, and they can be seen in open data today.</w:t>
       </w:r>
     </w:p>
-    <w:bookmarkEnd w:id="23"/>
-    <w:bookmarkStart w:id="24" w:name="data-and-code-availability"/>
+    <w:bookmarkEnd w:id="53"/>
+    <w:bookmarkStart w:id="54" w:name="data-and-code-availability"/>
     <w:p>
       <w:pPr>
         <w:pStyle w:val="Heading1"/>
@@ -2785,8 +3435,8 @@
         <w:t xml:space="preserve">(data paper). Dashboard: Kampala Drain Watch (gavacharles.github.io/kampala-drain-watch).</w:t>
       </w:r>
     </w:p>
-    <w:bookmarkEnd w:id="24"/>
-    <w:bookmarkStart w:id="25" w:name="figures"/>
+    <w:bookmarkEnd w:id="54"/>
+    <w:bookmarkStart w:id="55" w:name="figures"/>
     <w:p>
       <w:pPr>
         <w:pStyle w:val="Heading1"/>
@@ -2800,17 +3450,216 @@
         <w:pStyle w:val="FirstParagraph"/>
       </w:pPr>
       <w:r>
-        <w:t xml:space="preserve">Main: cm1 study area · fw1 study design · kd02 flood-day rain · kd41 flood catalogue · kd04 priority map · kd06 hotspot drivers · kd37 design drift · kd38 overload map · kd23 hold-out · kd05 emerging risk.</w:t>
-      </w:r>
-      <w:r>
-        <w:t xml:space="preserve"> </w:t>
-      </w:r>
-      <w:r>
-        <w:t xml:space="preserve">Supplement: kd12 priority vs emerging · kd26 threshold test · kd10 radar after the storm · kd13 area pages.</w:t>
-      </w:r>
-    </w:p>
-    <w:bookmarkEnd w:id="25"/>
-    <w:bookmarkStart w:id="26" w:name="references"/>
+        <w:t xml:space="preserve">Figures are embedded in the text.</w:t>
+      </w:r>
+    </w:p>
+    <w:bookmarkEnd w:id="55"/>
+    <w:bookmarkStart w:id="65" w:name="supplementary-figures"/>
+    <w:p>
+      <w:pPr>
+        <w:pStyle w:val="Heading1"/>
+      </w:pPr>
+      <w:r>
+        <w:t xml:space="preserve">Supplementary figures</w:t>
+      </w:r>
+    </w:p>
+    <w:p>
+      <w:pPr>
+        <w:pStyle w:val="CaptionedFigure"/>
+      </w:pPr>
+      <w:r>
+        <w:drawing>
+          <wp:inline>
+            <wp:extent cx="5334000" cy="3510741"/>
+            <wp:effectExtent b="0" l="0" r="0" t="0"/>
+            <wp:docPr descr="Figure S1. Current priority against emerging risk for every channel stretch." title="" id="57" name="Picture"/>
+            <a:graphic>
+              <a:graphicData uri="http://schemas.openxmlformats.org/drawingml/2006/picture">
+                <pic:pic>
+                  <pic:nvPicPr>
+                    <pic:cNvPr descr="/Users/charlesgava/uganda-rainfall-climate/figures/kampala_drainage/_docx/kd12_priority_vs_emerging.jpg" id="58" name="Picture"/>
+                    <pic:cNvPicPr>
+                      <a:picLocks noChangeArrowheads="1" noChangeAspect="1"/>
+                    </pic:cNvPicPr>
+                  </pic:nvPicPr>
+                  <pic:blipFill>
+                    <a:blip r:embed="rId56"/>
+                    <a:stretch>
+                      <a:fillRect/>
+                    </a:stretch>
+                  </pic:blipFill>
+                  <pic:spPr bwMode="auto">
+                    <a:xfrm>
+                      <a:off x="0" y="0"/>
+                      <a:ext cx="5334000" cy="3510741"/>
+                    </a:xfrm>
+                    <a:prstGeom prst="rect">
+                      <a:avLst/>
+                    </a:prstGeom>
+                    <a:noFill/>
+                    <a:ln w="9525">
+                      <a:noFill/>
+                      <a:headEnd/>
+                      <a:tailEnd/>
+                    </a:ln>
+                  </pic:spPr>
+                </pic:pic>
+              </a:graphicData>
+            </a:graphic>
+          </wp:inline>
+        </w:drawing>
+      </w:r>
+    </w:p>
+    <w:p>
+      <w:pPr>
+        <w:pStyle w:val="ImageCaption"/>
+      </w:pPr>
+      <w:r>
+        <w:rPr>
+          <w:b/>
+          <w:bCs/>
+        </w:rPr>
+        <w:t xml:space="preserve">Figure S1.</w:t>
+      </w:r>
+      <w:r>
+        <w:t xml:space="preserve"> </w:t>
+      </w:r>
+      <w:r>
+        <w:t xml:space="preserve">Current priority against emerging risk for every channel stretch.</w:t>
+      </w:r>
+    </w:p>
+    <w:p>
+      <w:pPr>
+        <w:pStyle w:val="CaptionedFigure"/>
+      </w:pPr>
+      <w:r>
+        <w:drawing>
+          <wp:inline>
+            <wp:extent cx="5334000" cy="2409998"/>
+            <wp:effectExtent b="0" l="0" r="0" t="0"/>
+            <wp:docPr descr="Figure S2. Falling-threshold test: rain on flood days 2017–2026 and the trend odds ratios." title="" id="60" name="Picture"/>
+            <a:graphic>
+              <a:graphicData uri="http://schemas.openxmlformats.org/drawingml/2006/picture">
+                <pic:pic>
+                  <pic:nvPicPr>
+                    <pic:cNvPr descr="/Users/charlesgava/uganda-rainfall-climate/figures/kampala_drainage/_docx/kd26_flood_threshold_trend.jpg" id="61" name="Picture"/>
+                    <pic:cNvPicPr>
+                      <a:picLocks noChangeArrowheads="1" noChangeAspect="1"/>
+                    </pic:cNvPicPr>
+                  </pic:nvPicPr>
+                  <pic:blipFill>
+                    <a:blip r:embed="rId59"/>
+                    <a:stretch>
+                      <a:fillRect/>
+                    </a:stretch>
+                  </pic:blipFill>
+                  <pic:spPr bwMode="auto">
+                    <a:xfrm>
+                      <a:off x="0" y="0"/>
+                      <a:ext cx="5334000" cy="2409998"/>
+                    </a:xfrm>
+                    <a:prstGeom prst="rect">
+                      <a:avLst/>
+                    </a:prstGeom>
+                    <a:noFill/>
+                    <a:ln w="9525">
+                      <a:noFill/>
+                      <a:headEnd/>
+                      <a:tailEnd/>
+                    </a:ln>
+                  </pic:spPr>
+                </pic:pic>
+              </a:graphicData>
+            </a:graphic>
+          </wp:inline>
+        </w:drawing>
+      </w:r>
+    </w:p>
+    <w:p>
+      <w:pPr>
+        <w:pStyle w:val="ImageCaption"/>
+      </w:pPr>
+      <w:r>
+        <w:rPr>
+          <w:b/>
+          <w:bCs/>
+        </w:rPr>
+        <w:t xml:space="preserve">Figure S2.</w:t>
+      </w:r>
+      <w:r>
+        <w:t xml:space="preserve"> </w:t>
+      </w:r>
+      <w:r>
+        <w:t xml:space="preserve">Falling-threshold test: rain on flood days 2017–2026 and the trend odds ratios.</w:t>
+      </w:r>
+    </w:p>
+    <w:p>
+      <w:pPr>
+        <w:pStyle w:val="CaptionedFigure"/>
+      </w:pPr>
+      <w:r>
+        <w:drawing>
+          <wp:inline>
+            <wp:extent cx="5334000" cy="3394363"/>
+            <wp:effectExtent b="0" l="0" r="0" t="0"/>
+            <wp:docPr descr="Figure S3. Sentinel-1 radar about 13 hours after the 11 October 2026 storm: almost no standing water remained." title="" id="63" name="Picture"/>
+            <a:graphic>
+              <a:graphicData uri="http://schemas.openxmlformats.org/drawingml/2006/picture">
+                <pic:pic>
+                  <pic:nvPicPr>
+                    <pic:cNvPr descr="/Users/charlesgava/uganda-rainfall-climate/figures/kampala_drainage/_docx/kd10_sentinel1_after_storm.jpg" id="64" name="Picture"/>
+                    <pic:cNvPicPr>
+                      <a:picLocks noChangeArrowheads="1" noChangeAspect="1"/>
+                    </pic:cNvPicPr>
+                  </pic:nvPicPr>
+                  <pic:blipFill>
+                    <a:blip r:embed="rId62"/>
+                    <a:stretch>
+                      <a:fillRect/>
+                    </a:stretch>
+                  </pic:blipFill>
+                  <pic:spPr bwMode="auto">
+                    <a:xfrm>
+                      <a:off x="0" y="0"/>
+                      <a:ext cx="5334000" cy="3394363"/>
+                    </a:xfrm>
+                    <a:prstGeom prst="rect">
+                      <a:avLst/>
+                    </a:prstGeom>
+                    <a:noFill/>
+                    <a:ln w="9525">
+                      <a:noFill/>
+                      <a:headEnd/>
+                      <a:tailEnd/>
+                    </a:ln>
+                  </pic:spPr>
+                </pic:pic>
+              </a:graphicData>
+            </a:graphic>
+          </wp:inline>
+        </w:drawing>
+      </w:r>
+    </w:p>
+    <w:p>
+      <w:pPr>
+        <w:pStyle w:val="ImageCaption"/>
+      </w:pPr>
+      <w:r>
+        <w:rPr>
+          <w:b/>
+          <w:bCs/>
+        </w:rPr>
+        <w:t xml:space="preserve">Figure S3.</w:t>
+      </w:r>
+      <w:r>
+        <w:t xml:space="preserve"> </w:t>
+      </w:r>
+      <w:r>
+        <w:t xml:space="preserve">Sentinel-1 radar about 13 hours after the 11 October 2026 storm: almost no standing water remained.</w:t>
+      </w:r>
+    </w:p>
+    <w:bookmarkEnd w:id="65"/>
+    <w:bookmarkStart w:id="66" w:name="references"/>
     <w:p>
       <w:pPr>
         <w:pStyle w:val="Heading1"/>
@@ -3605,7 +4454,7 @@
         <w:t xml:space="preserve">).</w:t>
       </w:r>
     </w:p>
-    <w:bookmarkEnd w:id="26"/>
+    <w:bookmarkEnd w:id="66"/>
     <w:sectPr>
       <w:footnotePr>
         <w:numRestart w:val="eachSect"/>
